--- a/dokumen/laporan.docx
+++ b/dokumen/laporan.docx
@@ -428,7 +428,7 @@
     </w:p>
     <w:bookmarkEnd w:id="25"/>
     <w:bookmarkEnd w:id="26"/>
-    <w:bookmarkStart w:id="43" w:name="bab-iii-hasil-dan-pembahasan"/>
+    <w:bookmarkStart w:id="46" w:name="bab-iii-hasil-dan-pembahasan"/>
     <w:p>
       <w:pPr>
         <w:pStyle w:val="Heading1"/>
@@ -691,14 +691,14 @@
       <w:r>
         <w:drawing>
           <wp:inline>
-            <wp:extent cx="5334000" cy="3707520"/>
+            <wp:extent cx="5334000" cy="3966122"/>
             <wp:effectExtent b="0" l="0" r="0" t="0"/>
             <wp:docPr descr="" title="" id="37" name="Picture"/>
             <a:graphic>
               <a:graphicData uri="http://schemas.openxmlformats.org/drawingml/2006/picture">
                 <pic:pic>
                   <pic:nvPicPr>
-                    <pic:cNvPr descr="images/ScatterPlotPengangguranTerhadapPdrb.png" id="38" name="Picture"/>
+                    <pic:cNvPr descr="images/VisualisasiData1.png" id="38" name="Picture"/>
                     <pic:cNvPicPr>
                       <a:picLocks noChangeArrowheads="1" noChangeAspect="1"/>
                     </pic:cNvPicPr>
@@ -712,7 +712,7 @@
                   <pic:spPr bwMode="auto">
                     <a:xfrm>
                       <a:off x="0" y="0"/>
-                      <a:ext cx="5334000" cy="3707520"/>
+                      <a:ext cx="5334000" cy="3966122"/>
                     </a:xfrm>
                     <a:prstGeom prst="rect">
                       <a:avLst/>
@@ -744,7 +744,23 @@
         <w:pStyle w:val="BodyText"/>
       </w:pPr>
       <w:r>
-        <w:t xml:space="preserve">Semakin tinggi tingkat pengangguran ternyata tidak mempengaruhi nilai pdrb_perkapita. artinya tidak ada korelasi antara variabel pengangguran dengan variabel pdrb_perkapita</w:t>
+        <w:t xml:space="preserve">Semakin tinggi tingkat kemiskinan ternyata tidak mempengaruhi nilai pdrb_perkapita. artinya tidak ada korelasi antara variabel kemiskinan dengan variabel pdrb_perkapita.</w:t>
+      </w:r>
+    </w:p>
+    <w:p>
+      <w:pPr>
+        <w:pStyle w:val="BodyText"/>
+      </w:pPr>
+      <w:r>
+        <w:t xml:space="preserve">Ringkasan Grafik :</w:t>
+      </w:r>
+    </w:p>
+    <w:p>
+      <w:pPr>
+        <w:pStyle w:val="BodyText"/>
+      </w:pPr>
+      <w:r>
+        <w:t xml:space="preserve">Semakin tinggi</w:t>
       </w:r>
     </w:p>
     <w:bookmarkEnd w:id="39"/>
@@ -758,7 +774,7 @@
       </w:r>
     </w:p>
     <w:bookmarkEnd w:id="40"/>
-    <w:bookmarkStart w:id="41" w:name="korelasi"/>
+    <w:bookmarkStart w:id="44" w:name="korelasi"/>
     <w:p>
       <w:pPr>
         <w:pStyle w:val="Heading2"/>
@@ -767,8 +783,55 @@
         <w:t xml:space="preserve">3.6 Korelasi</w:t>
       </w:r>
     </w:p>
-    <w:bookmarkEnd w:id="41"/>
-    <w:bookmarkStart w:id="42" w:name="interpretasi"/>
+    <w:p>
+      <w:pPr>
+        <w:pStyle w:val="FirstParagraph"/>
+      </w:pPr>
+      <w:r>
+        <w:drawing>
+          <wp:inline>
+            <wp:extent cx="5334000" cy="2135541"/>
+            <wp:effectExtent b="0" l="0" r="0" t="0"/>
+            <wp:docPr descr="" title="" id="42" name="Picture"/>
+            <a:graphic>
+              <a:graphicData uri="http://schemas.openxmlformats.org/drawingml/2006/picture">
+                <pic:pic>
+                  <pic:nvPicPr>
+                    <pic:cNvPr descr="images/Korelasi1.PNG" id="43" name="Picture"/>
+                    <pic:cNvPicPr>
+                      <a:picLocks noChangeArrowheads="1" noChangeAspect="1"/>
+                    </pic:cNvPicPr>
+                  </pic:nvPicPr>
+                  <pic:blipFill>
+                    <a:blip r:embed="rId41"/>
+                    <a:stretch>
+                      <a:fillRect/>
+                    </a:stretch>
+                  </pic:blipFill>
+                  <pic:spPr bwMode="auto">
+                    <a:xfrm>
+                      <a:off x="0" y="0"/>
+                      <a:ext cx="5334000" cy="2135541"/>
+                    </a:xfrm>
+                    <a:prstGeom prst="rect">
+                      <a:avLst/>
+                    </a:prstGeom>
+                    <a:noFill/>
+                    <a:ln w="9525">
+                      <a:noFill/>
+                      <a:headEnd/>
+                      <a:tailEnd/>
+                    </a:ln>
+                  </pic:spPr>
+                </pic:pic>
+              </a:graphicData>
+            </a:graphic>
+          </wp:inline>
+        </w:drawing>
+      </w:r>
+    </w:p>
+    <w:bookmarkEnd w:id="44"/>
+    <w:bookmarkStart w:id="45" w:name="interpretasi"/>
     <w:p>
       <w:pPr>
         <w:pStyle w:val="Heading2"/>
@@ -777,9 +840,9 @@
         <w:t xml:space="preserve">3.7 Interpretasi</w:t>
       </w:r>
     </w:p>
-    <w:bookmarkEnd w:id="42"/>
-    <w:bookmarkEnd w:id="43"/>
-    <w:bookmarkStart w:id="44" w:name="bab-iv-kesimpulan"/>
+    <w:bookmarkEnd w:id="45"/>
+    <w:bookmarkEnd w:id="46"/>
+    <w:bookmarkStart w:id="47" w:name="bab-iv-kesimpulan"/>
     <w:p>
       <w:pPr>
         <w:pStyle w:val="Heading1"/>
@@ -795,8 +858,8 @@
         </w:pict>
       </w:r>
     </w:p>
-    <w:bookmarkEnd w:id="44"/>
-    <w:bookmarkStart w:id="45" w:name="lampiran"/>
+    <w:bookmarkEnd w:id="47"/>
+    <w:bookmarkStart w:id="48" w:name="lampiran"/>
     <w:p>
       <w:pPr>
         <w:pStyle w:val="Heading1"/>
@@ -812,7 +875,7 @@
         </w:pict>
       </w:r>
     </w:p>
-    <w:bookmarkEnd w:id="45"/>
+    <w:bookmarkEnd w:id="48"/>
     <w:sectPr>
       <w:footnotePr>
         <w:numRestart w:val="eachSect"/>
